--- a/10/docs/answer/answer.docx
+++ b/10/docs/answer/answer.docx
@@ -29,7 +29,7 @@
         <w:rPr>
           <w:rFonts w:hint="eastAsia"/>
         </w:rPr>
-        <w:t xml:space="preserve">姜玥晟</w:t>
+        <w:t xml:space="preserve">姜玥晟、周鑫志、高西飞</w:t>
       </w:r>
     </w:p>
     <w:p>
@@ -43,11 +43,14 @@
     <w:tbl>
       <w:tblPr>
         <w:tblStyle w:val="Table"/>
-        <w:tblW w:type="auto" w:w="0"/>
+        <w:tblW w:type="pct" w:w="5000"/>
+        <w:tblLayout w:type="fixed"/>
         <w:tblLook w:firstRow="1" w:lastRow="0" w:firstColumn="0" w:lastColumn="0" w:noHBand="0" w:noVBand="0" w:val="0020"/>
       </w:tblPr>
       <w:tblGrid>
-        <w:gridCol w:w="7920"/>
+        <w:gridCol w:w="2640"/>
+        <w:gridCol w:w="2640"/>
+        <w:gridCol w:w="2640"/>
       </w:tblGrid>
       <w:tr>
         <w:trPr>
@@ -63,14 +66,14 @@
             <w:r>
               <w:drawing>
                 <wp:inline>
-                  <wp:extent cx="1066800" cy="1493520"/>
+                  <wp:extent cx="4160520" cy="5824728"/>
                   <wp:effectExtent b="0" l="0" r="0" t="0"/>
-                  <wp:docPr descr="Portrait" title="" id="10" name="Picture"/>
+                  <wp:docPr descr="姜玥晟" title="" id="10" name="Picture"/>
                   <a:graphic>
                     <a:graphicData uri="http://schemas.openxmlformats.org/drawingml/2006/picture">
                       <pic:pic>
                         <pic:nvPicPr>
-                          <pic:cNvPr descr="assets/profile.jpg" id="11" name="Picture"/>
+                          <pic:cNvPr descr="assets/pic_1.jpg" id="11" name="Picture"/>
                           <pic:cNvPicPr>
                             <a:picLocks noChangeArrowheads="1" noChangeAspect="1"/>
                           </pic:cNvPicPr>
@@ -84,7 +87,7 @@
                         <pic:spPr bwMode="auto">
                           <a:xfrm>
                             <a:off x="0" y="0"/>
-                            <a:ext cx="1066800" cy="1493520"/>
+                            <a:ext cx="4160520" cy="5824728"/>
                           </a:xfrm>
                           <a:prstGeom prst="rect">
                             <a:avLst/>
@@ -101,6 +104,155 @@
                   </a:graphic>
                 </wp:inline>
               </w:drawing>
+            </w:r>
+          </w:p>
+        </w:tc>
+        <w:tc>
+          <w:tcPr/>
+          <w:p>
+            <w:pPr>
+              <w:pStyle w:val="Compact"/>
+              <w:jc w:val="center"/>
+            </w:pPr>
+            <w:r>
+              <w:drawing>
+                <wp:inline>
+                  <wp:extent cx="4160520" cy="6240780"/>
+                  <wp:effectExtent b="0" l="0" r="0" t="0"/>
+                  <wp:docPr descr="周鑫志" title="" id="13" name="Picture"/>
+                  <a:graphic>
+                    <a:graphicData uri="http://schemas.openxmlformats.org/drawingml/2006/picture">
+                      <pic:pic>
+                        <pic:nvPicPr>
+                          <pic:cNvPr descr="assets/pic_2.jpg" id="14" name="Picture"/>
+                          <pic:cNvPicPr>
+                            <a:picLocks noChangeArrowheads="1" noChangeAspect="1"/>
+                          </pic:cNvPicPr>
+                        </pic:nvPicPr>
+                        <pic:blipFill>
+                          <a:blip r:embed="rId12"/>
+                          <a:stretch>
+                            <a:fillRect/>
+                          </a:stretch>
+                        </pic:blipFill>
+                        <pic:spPr bwMode="auto">
+                          <a:xfrm>
+                            <a:off x="0" y="0"/>
+                            <a:ext cx="4160520" cy="6240780"/>
+                          </a:xfrm>
+                          <a:prstGeom prst="rect">
+                            <a:avLst/>
+                          </a:prstGeom>
+                          <a:noFill/>
+                          <a:ln w="9525">
+                            <a:noFill/>
+                            <a:headEnd/>
+                            <a:tailEnd/>
+                          </a:ln>
+                        </pic:spPr>
+                      </pic:pic>
+                    </a:graphicData>
+                  </a:graphic>
+                </wp:inline>
+              </w:drawing>
+            </w:r>
+          </w:p>
+        </w:tc>
+        <w:tc>
+          <w:tcPr/>
+          <w:p>
+            <w:pPr>
+              <w:pStyle w:val="Compact"/>
+              <w:jc w:val="center"/>
+            </w:pPr>
+            <w:r>
+              <w:drawing>
+                <wp:inline>
+                  <wp:extent cx="3898900" cy="5397500"/>
+                  <wp:effectExtent b="0" l="0" r="0" t="0"/>
+                  <wp:docPr descr="高西飞" title="" id="16" name="Picture"/>
+                  <a:graphic>
+                    <a:graphicData uri="http://schemas.openxmlformats.org/drawingml/2006/picture">
+                      <pic:pic>
+                        <pic:nvPicPr>
+                          <pic:cNvPr descr="assets/pic_3.jpg" id="17" name="Picture"/>
+                          <pic:cNvPicPr>
+                            <a:picLocks noChangeArrowheads="1" noChangeAspect="1"/>
+                          </pic:cNvPicPr>
+                        </pic:nvPicPr>
+                        <pic:blipFill>
+                          <a:blip r:embed="rId15"/>
+                          <a:stretch>
+                            <a:fillRect/>
+                          </a:stretch>
+                        </pic:blipFill>
+                        <pic:spPr bwMode="auto">
+                          <a:xfrm>
+                            <a:off x="0" y="0"/>
+                            <a:ext cx="3898900" cy="5397500"/>
+                          </a:xfrm>
+                          <a:prstGeom prst="rect">
+                            <a:avLst/>
+                          </a:prstGeom>
+                          <a:noFill/>
+                          <a:ln w="9525">
+                            <a:noFill/>
+                            <a:headEnd/>
+                            <a:tailEnd/>
+                          </a:ln>
+                        </pic:spPr>
+                      </pic:pic>
+                    </a:graphicData>
+                  </a:graphic>
+                </wp:inline>
+              </w:drawing>
+            </w:r>
+          </w:p>
+        </w:tc>
+      </w:tr>
+      <w:tr>
+        <w:tc>
+          <w:tcPr/>
+          <w:p>
+            <w:pPr>
+              <w:pStyle w:val="Compact"/>
+              <w:jc w:val="center"/>
+            </w:pPr>
+            <w:r>
+              <w:rPr>
+                <w:rFonts w:hint="eastAsia"/>
+              </w:rPr>
+              <w:t xml:space="preserve">姜玥晟</w:t>
+            </w:r>
+          </w:p>
+        </w:tc>
+        <w:tc>
+          <w:tcPr/>
+          <w:p>
+            <w:pPr>
+              <w:pStyle w:val="Compact"/>
+              <w:jc w:val="center"/>
+            </w:pPr>
+            <w:r>
+              <w:rPr>
+                <w:rFonts w:hint="eastAsia"/>
+              </w:rPr>
+              <w:t xml:space="preserve">周鑫志</w:t>
+            </w:r>
+          </w:p>
+        </w:tc>
+        <w:tc>
+          <w:tcPr/>
+          <w:p>
+            <w:pPr>
+              <w:pStyle w:val="Compact"/>
+              <w:jc w:val="center"/>
+            </w:pPr>
+            <w:r>
+              <w:rPr>
+                <w:rFonts w:hint="eastAsia"/>
+              </w:rPr>
+              <w:t xml:space="preserve">高西飞</w:t>
             </w:r>
           </w:p>
         </w:tc>
@@ -165,7 +317,7 @@
               <w:rPr>
                 <w:rFonts w:hint="eastAsia"/>
               </w:rPr>
-              <w:t xml:space="preserve">作业编号</w:t>
+              <w:t xml:space="preserve">源题编号</w:t>
             </w:r>
           </w:p>
         </w:tc>
@@ -197,27 +349,10 @@
               <w:rPr>
                 <w:rFonts w:hint="eastAsia"/>
               </w:rPr>
-              <w:t xml:space="preserve">作业目录</w:t>
-            </w:r>
-          </w:p>
-        </w:tc>
-        <w:tc>
-          <w:tcPr/>
-          <w:p>
-            <w:pPr>
-              <w:pStyle w:val="Compact"/>
-              <w:jc w:val="left"/>
-            </w:pPr>
-            <w:r>
-              <w:rPr>
-                <w:rStyle w:val="VerbatimChar"/>
-              </w:rPr>
-              <w:t xml:space="preserve">HW/10</w:t>
-            </w:r>
-          </w:p>
-        </w:tc>
-      </w:tr>
-      <w:tr>
+              <w:t xml:space="preserve">作业属性</w:t>
+            </w:r>
+          </w:p>
+        </w:tc>
         <w:tc>
           <w:tcPr/>
           <w:p>
@@ -229,10 +364,12 @@
               <w:rPr>
                 <w:rFonts w:hint="eastAsia"/>
               </w:rPr>
-              <w:t xml:space="preserve">学生姓名</w:t>
-            </w:r>
-          </w:p>
-        </w:tc>
+              <w:t xml:space="preserve">小组作业</w:t>
+            </w:r>
+          </w:p>
+        </w:tc>
+      </w:tr>
+      <w:tr>
         <w:tc>
           <w:tcPr/>
           <w:p>
@@ -244,7 +381,22 @@
               <w:rPr>
                 <w:rFonts w:hint="eastAsia"/>
               </w:rPr>
-              <w:t xml:space="preserve">姜玥晟</w:t>
+              <w:t xml:space="preserve">小组成员</w:t>
+            </w:r>
+          </w:p>
+        </w:tc>
+        <w:tc>
+          <w:tcPr/>
+          <w:p>
+            <w:pPr>
+              <w:pStyle w:val="Compact"/>
+              <w:jc w:val="left"/>
+            </w:pPr>
+            <w:r>
+              <w:rPr>
+                <w:rFonts w:hint="eastAsia"/>
+              </w:rPr>
+              <w:t xml:space="preserve">姜玥晟、周鑫志、高西飞</w:t>
             </w:r>
           </w:p>
         </w:tc>
@@ -357,40 +509,8 @@
           </w:p>
         </w:tc>
       </w:tr>
-      <w:tr>
-        <w:tc>
-          <w:tcPr/>
-          <w:p>
-            <w:pPr>
-              <w:pStyle w:val="Compact"/>
-              <w:jc w:val="left"/>
-            </w:pPr>
-            <w:r>
-              <w:rPr>
-                <w:rFonts w:hint="eastAsia"/>
-              </w:rPr>
-              <w:t xml:space="preserve">报告说明</w:t>
-            </w:r>
-          </w:p>
-        </w:tc>
-        <w:tc>
-          <w:tcPr/>
-          <w:p>
-            <w:pPr>
-              <w:pStyle w:val="Compact"/>
-              <w:jc w:val="left"/>
-            </w:pPr>
-            <w:r>
-              <w:rPr>
-                <w:rFonts w:hint="eastAsia"/>
-              </w:rPr>
-              <w:t xml:space="preserve">正文按小问逐节组织；每个小问内部自成完整结构。</w:t>
-            </w:r>
-          </w:p>
-        </w:tc>
-      </w:tr>
     </w:tbl>
-    <w:bookmarkStart w:id="12" w:name="i.-随机数生成器统计检验"/>
+    <w:bookmarkStart w:id="18" w:name="i.-随机数生成器统计检验"/>
     <w:p>
       <w:pPr>
         <w:pStyle w:val="Heading1"/>
@@ -405,8 +525,8 @@
         <w:t xml:space="preserve">随机数生成器统计检验</w:t>
       </w:r>
     </w:p>
-    <w:bookmarkEnd w:id="12"/>
-    <w:bookmarkStart w:id="23" w:name="problem-1卡方随机性检验"/>
+    <w:bookmarkEnd w:id="18"/>
+    <w:bookmarkStart w:id="29" w:name="problem-1卡方随机性检验"/>
     <w:p>
       <w:pPr>
         <w:pStyle w:val="Heading1"/>
@@ -430,7 +550,7 @@
         <w:t xml:space="preserve">1：卡方随机性检验</w:t>
       </w:r>
     </w:p>
-    <w:bookmarkStart w:id="13" w:name="待求问题"/>
+    <w:bookmarkStart w:id="19" w:name="待求问题"/>
     <w:p>
       <w:pPr>
         <w:pStyle w:val="Heading2"/>
@@ -642,8 +762,8 @@
         <w:t xml:space="preserve">。</w:t>
       </w:r>
     </w:p>
-    <w:bookmarkEnd w:id="13"/>
-    <w:bookmarkStart w:id="14" w:name="解决方式"/>
+    <w:bookmarkEnd w:id="19"/>
+    <w:bookmarkStart w:id="20" w:name="解决方式"/>
     <w:p>
       <w:pPr>
         <w:pStyle w:val="Heading2"/>
@@ -1473,8 +1593,8 @@
         <w:t xml:space="preserve">compare each generator with the chi-square distribution of df = 124</w:t>
       </w:r>
     </w:p>
-    <w:bookmarkEnd w:id="14"/>
-    <w:bookmarkStart w:id="21" w:name="问题答案"/>
+    <w:bookmarkEnd w:id="20"/>
+    <w:bookmarkStart w:id="27" w:name="问题答案"/>
     <w:p>
       <w:pPr>
         <w:pStyle w:val="Heading2"/>
@@ -2312,18 +2432,18 @@
           <wp:inline>
             <wp:extent cx="4587240" cy="2130846"/>
             <wp:effectExtent b="0" l="0" r="0" t="0"/>
-            <wp:docPr descr="卡方统计量重复检验分布" title="" id="16" name="Picture"/>
+            <wp:docPr descr="卡方统计量重复检验分布" title="" id="22" name="Picture"/>
             <a:graphic>
               <a:graphicData uri="http://schemas.openxmlformats.org/drawingml/2006/picture">
                 <pic:pic>
                   <pic:nvPicPr>
-                    <pic:cNvPr descr="../../result/problem1_chi_square_distribution.png" id="17" name="Picture"/>
+                    <pic:cNvPr descr="../../result/problem1_chi_square_distribution.png" id="23" name="Picture"/>
                     <pic:cNvPicPr>
                       <a:picLocks noChangeArrowheads="1" noChangeAspect="1"/>
                     </pic:cNvPicPr>
                   </pic:nvPicPr>
                   <pic:blipFill>
-                    <a:blip r:embed="rId15"/>
+                    <a:blip r:embed="rId21"/>
                     <a:stretch>
                       <a:fillRect/>
                     </a:stretch>
@@ -2501,18 +2621,18 @@
           <wp:inline>
             <wp:extent cx="4800600" cy="3072384"/>
             <wp:effectExtent b="0" l="0" r="0" t="0"/>
-            <wp:docPr descr="单次三维分箱频数示例" title="" id="19" name="Picture"/>
+            <wp:docPr descr="单次三维分箱频数示例" title="" id="25" name="Picture"/>
             <a:graphic>
               <a:graphicData uri="http://schemas.openxmlformats.org/drawingml/2006/picture">
                 <pic:pic>
                   <pic:nvPicPr>
-                    <pic:cNvPr descr="../../result/problem1_example_bin_counts.png" id="20" name="Picture"/>
+                    <pic:cNvPr descr="../../result/problem1_example_bin_counts.png" id="26" name="Picture"/>
                     <pic:cNvPicPr>
                       <a:picLocks noChangeArrowheads="1" noChangeAspect="1"/>
                     </pic:cNvPicPr>
                   </pic:nvPicPr>
                   <pic:blipFill>
-                    <a:blip r:embed="rId18"/>
+                    <a:blip r:embed="rId24"/>
                     <a:stretch>
                       <a:fillRect/>
                     </a:stretch>
@@ -2550,8 +2670,8 @@
         <w:t xml:space="preserve">单次三维分箱频数示例</w:t>
       </w:r>
     </w:p>
-    <w:bookmarkEnd w:id="21"/>
-    <w:bookmarkStart w:id="22" w:name="理解"/>
+    <w:bookmarkEnd w:id="27"/>
+    <w:bookmarkStart w:id="28" w:name="分析"/>
     <w:p>
       <w:pPr>
         <w:pStyle w:val="Heading2"/>
@@ -2569,7 +2689,7 @@
         <w:rPr>
           <w:rFonts w:hint="eastAsia"/>
         </w:rPr>
-        <w:t xml:space="preserve">理解</w:t>
+        <w:t xml:space="preserve">分析</w:t>
       </w:r>
     </w:p>
     <w:p>
@@ -2702,9 +2822,9 @@
         <w:t xml:space="preserve">卡方检验本身也有局限。它只检验所选分箱下的均匀性，不能证明生成器在所有维度、所有变换下都随机。因此，实际评价生成器时还需要结合高维谱检验、自相关检验、运行检验等更丰富的统计测试。</w:t>
       </w:r>
     </w:p>
-    <w:bookmarkEnd w:id="22"/>
-    <w:bookmarkEnd w:id="23"/>
-    <w:bookmarkStart w:id="31" w:name="problem-2样本均值的最小统计检验"/>
+    <w:bookmarkEnd w:id="28"/>
+    <w:bookmarkEnd w:id="29"/>
+    <w:bookmarkStart w:id="37" w:name="problem-2样本均值的最小统计检验"/>
     <w:p>
       <w:pPr>
         <w:pStyle w:val="Heading1"/>
@@ -2728,7 +2848,7 @@
         <w:t xml:space="preserve">2：样本均值的最小统计检验</w:t>
       </w:r>
     </w:p>
-    <w:bookmarkStart w:id="24" w:name="待求问题-1"/>
+    <w:bookmarkStart w:id="30" w:name="待求问题-1"/>
     <w:p>
       <w:pPr>
         <w:pStyle w:val="Heading2"/>
@@ -2769,8 +2889,8 @@
         <w:t xml:space="preserve">0.5，并测试内置随机数生成器和自己写的生成器。</w:t>
       </w:r>
     </w:p>
-    <w:bookmarkEnd w:id="24"/>
-    <w:bookmarkStart w:id="25" w:name="解决方式-1"/>
+    <w:bookmarkEnd w:id="30"/>
+    <w:bookmarkStart w:id="31" w:name="解决方式-1"/>
     <w:p>
       <w:pPr>
         <w:pStyle w:val="Heading2"/>
@@ -3372,8 +3492,8 @@
         <w:t xml:space="preserve">compare whether the final mean is close to 0.5</w:t>
       </w:r>
     </w:p>
-    <w:bookmarkEnd w:id="25"/>
-    <w:bookmarkStart w:id="29" w:name="问题答案-1"/>
+    <w:bookmarkEnd w:id="31"/>
+    <w:bookmarkStart w:id="35" w:name="问题答案-1"/>
     <w:p>
       <w:pPr>
         <w:pStyle w:val="Heading2"/>
@@ -3915,18 +4035,18 @@
           <wp:inline>
             <wp:extent cx="4587240" cy="2694137"/>
             <wp:effectExtent b="0" l="0" r="0" t="0"/>
-            <wp:docPr descr="运行样本均值检验" title="" id="27" name="Picture"/>
+            <wp:docPr descr="运行样本均值检验" title="" id="33" name="Picture"/>
             <a:graphic>
               <a:graphicData uri="http://schemas.openxmlformats.org/drawingml/2006/picture">
                 <pic:pic>
                   <pic:nvPicPr>
-                    <pic:cNvPr descr="../../result/problem2_sample_mean.png" id="28" name="Picture"/>
+                    <pic:cNvPr descr="../../result/problem2_sample_mean.png" id="34" name="Picture"/>
                     <pic:cNvPicPr>
                       <a:picLocks noChangeArrowheads="1" noChangeAspect="1"/>
                     </pic:cNvPicPr>
                   </pic:nvPicPr>
                   <pic:blipFill>
-                    <a:blip r:embed="rId26"/>
+                    <a:blip r:embed="rId32"/>
                     <a:stretch>
                       <a:fillRect/>
                     </a:stretch>
@@ -4086,8 +4206,8 @@
         <w:t xml:space="preserve">的三维卡方检验中显著失败。</w:t>
       </w:r>
     </w:p>
-    <w:bookmarkEnd w:id="29"/>
-    <w:bookmarkStart w:id="30" w:name="理解-1"/>
+    <w:bookmarkEnd w:id="35"/>
+    <w:bookmarkStart w:id="36" w:name="分析-1"/>
     <w:p>
       <w:pPr>
         <w:pStyle w:val="Heading2"/>
@@ -4105,7 +4225,7 @@
         <w:rPr>
           <w:rFonts w:hint="eastAsia"/>
         </w:rPr>
-        <w:t xml:space="preserve">理解</w:t>
+        <w:t xml:space="preserve">分析</w:t>
       </w:r>
     </w:p>
     <w:p>
@@ -4143,9 +4263,9 @@
         <w:t xml:space="preserve">正是这种情形：它的均值看似正常，但三维分箱中大量空箱，说明其分布结构远远不合格。因此，样本均值检验只能作为最初级的筛查，而不能作为随机数质量的充分证明。</w:t>
       </w:r>
     </w:p>
-    <w:bookmarkEnd w:id="30"/>
-    <w:bookmarkEnd w:id="31"/>
-    <w:bookmarkStart w:id="42" w:name="problem-3自写准随机数生成器并检验"/>
+    <w:bookmarkEnd w:id="36"/>
+    <w:bookmarkEnd w:id="37"/>
+    <w:bookmarkStart w:id="48" w:name="problem-3自写准随机数生成器并检验"/>
     <w:p>
       <w:pPr>
         <w:pStyle w:val="Heading1"/>
@@ -4169,7 +4289,7 @@
         <w:t xml:space="preserve">3：自写准随机数生成器并检验</w:t>
       </w:r>
     </w:p>
-    <w:bookmarkStart w:id="32" w:name="待求问题-2"/>
+    <w:bookmarkStart w:id="38" w:name="待求问题-2"/>
     <w:p>
       <w:pPr>
         <w:pStyle w:val="Heading2"/>
@@ -4201,8 +4321,8 @@
         <w:t xml:space="preserve">编写自己的准随机数生成器，并对其进行卡方随机性检验和样本均值的最小统计检验；同时与系统自带随机数生成器做对比，观察两者在“随机性”和“均匀覆盖性”上的差别。</w:t>
       </w:r>
     </w:p>
-    <w:bookmarkEnd w:id="32"/>
-    <w:bookmarkStart w:id="33" w:name="解决方式-2"/>
+    <w:bookmarkEnd w:id="38"/>
+    <w:bookmarkStart w:id="39" w:name="解决方式-2"/>
     <w:p>
       <w:pPr>
         <w:pStyle w:val="Heading2"/>
@@ -4905,8 +5025,8 @@
         <w:t xml:space="preserve">use the base-2 sequence for the sample-mean test</w:t>
       </w:r>
     </w:p>
-    <w:bookmarkEnd w:id="33"/>
-    <w:bookmarkStart w:id="40" w:name="问题答案-2"/>
+    <w:bookmarkEnd w:id="39"/>
+    <w:bookmarkStart w:id="46" w:name="问题答案-2"/>
     <w:p>
       <w:pPr>
         <w:pStyle w:val="Heading2"/>
@@ -5560,18 +5680,18 @@
           <wp:inline>
             <wp:extent cx="4907280" cy="2310566"/>
             <wp:effectExtent b="0" l="0" r="0" t="0"/>
-            <wp:docPr descr="系统内置随机数与 Halton 的三维分箱频数对比" title="" id="35" name="Picture"/>
+            <wp:docPr descr="系统内置随机数与 Halton 的三维分箱频数对比" title="" id="41" name="Picture"/>
             <a:graphic>
               <a:graphicData uri="http://schemas.openxmlformats.org/drawingml/2006/picture">
                 <pic:pic>
                   <pic:nvPicPr>
-                    <pic:cNvPr descr="../../result/problem3_halton_counts.png" id="36" name="Picture"/>
+                    <pic:cNvPr descr="../../result/problem3_halton_counts.png" id="42" name="Picture"/>
                     <pic:cNvPicPr>
                       <a:picLocks noChangeArrowheads="1" noChangeAspect="1"/>
                     </pic:cNvPicPr>
                   </pic:nvPicPr>
                   <pic:blipFill>
-                    <a:blip r:embed="rId34"/>
+                    <a:blip r:embed="rId40"/>
                     <a:stretch>
                       <a:fillRect/>
                     </a:stretch>
@@ -5627,18 +5747,18 @@
           <wp:inline>
             <wp:extent cx="4587240" cy="2502130"/>
             <wp:effectExtent b="0" l="0" r="0" t="0"/>
-            <wp:docPr descr="系统内置随机数与 Halton 的运行样本均值对比" title="" id="38" name="Picture"/>
+            <wp:docPr descr="系统内置随机数与 Halton 的运行样本均值对比" title="" id="44" name="Picture"/>
             <a:graphic>
               <a:graphicData uri="http://schemas.openxmlformats.org/drawingml/2006/picture">
                 <pic:pic>
                   <pic:nvPicPr>
-                    <pic:cNvPr descr="../../result/problem3_halton_sample_mean.png" id="39" name="Picture"/>
+                    <pic:cNvPr descr="../../result/problem3_halton_sample_mean.png" id="45" name="Picture"/>
                     <pic:cNvPicPr>
                       <a:picLocks noChangeArrowheads="1" noChangeAspect="1"/>
                     </pic:cNvPicPr>
                   </pic:nvPicPr>
                   <pic:blipFill>
-                    <a:blip r:embed="rId37"/>
+                    <a:blip r:embed="rId43"/>
                     <a:stretch>
                       <a:fillRect/>
                     </a:stretch>
@@ -5685,8 +5805,8 @@
         <w:t xml:space="preserve">的运行样本均值对比</w:t>
       </w:r>
     </w:p>
-    <w:bookmarkEnd w:id="40"/>
-    <w:bookmarkStart w:id="41" w:name="理解-2"/>
+    <w:bookmarkEnd w:id="46"/>
+    <w:bookmarkStart w:id="47" w:name="分析-2"/>
     <w:p>
       <w:pPr>
         <w:pStyle w:val="Heading2"/>
@@ -5704,7 +5824,7 @@
         <w:rPr>
           <w:rFonts w:hint="eastAsia"/>
         </w:rPr>
-        <w:t xml:space="preserve">理解</w:t>
+        <w:t xml:space="preserve">分析</w:t>
       </w:r>
     </w:p>
     <w:p>
@@ -5852,9 +5972,9 @@
         <w:t xml:space="preserve">0.5，因此如果只看均值，几乎都会被判为“正常”；真正把它们区分开的，是三维分箱后的空间结构。也就是说，准随机序列并不是“更随机”，而是“更均匀”。这种性质适合数值积分和面积估计，但不适合需要不可预测性的模拟或加密场景。</w:t>
       </w:r>
     </w:p>
-    <w:bookmarkEnd w:id="41"/>
-    <w:bookmarkEnd w:id="42"/>
-    <w:bookmarkStart w:id="43" w:name="ii.-接受-拒绝法估计圆周率"/>
+    <w:bookmarkEnd w:id="47"/>
+    <w:bookmarkEnd w:id="48"/>
+    <w:bookmarkStart w:id="49" w:name="ii.-接受-拒绝法估计圆周率"/>
     <w:p>
       <w:pPr>
         <w:pStyle w:val="Heading1"/>
@@ -5869,8 +5989,8 @@
         <w:t xml:space="preserve">接受-拒绝法估计圆周率</w:t>
       </w:r>
     </w:p>
-    <w:bookmarkEnd w:id="43"/>
-    <w:bookmarkStart w:id="48" w:name="problem-4a使用伪随机数生成器估计-pi"/>
+    <w:bookmarkEnd w:id="49"/>
+    <w:bookmarkStart w:id="54" w:name="problem-4a使用伪随机数生成器估计-pi"/>
     <w:p>
       <w:pPr>
         <w:pStyle w:val="Heading1"/>
@@ -5902,7 +6022,7 @@
         </m:r>
       </m:oMath>
     </w:p>
-    <w:bookmarkStart w:id="44" w:name="待求问题-3"/>
+    <w:bookmarkStart w:id="50" w:name="待求问题-3"/>
     <w:p>
       <w:pPr>
         <w:pStyle w:val="Heading2"/>
@@ -6097,8 +6217,8 @@
         <w:t xml:space="preserve">本小问要求使用自己写的伪随机数生成器。</w:t>
       </w:r>
     </w:p>
-    <w:bookmarkEnd w:id="44"/>
-    <w:bookmarkStart w:id="45" w:name="解决方式-3"/>
+    <w:bookmarkEnd w:id="50"/>
+    <w:bookmarkStart w:id="51" w:name="解决方式-3"/>
     <w:p>
       <w:pPr>
         <w:pStyle w:val="Heading2"/>
@@ -6776,8 +6896,8 @@
         <w:t xml:space="preserve">。</w:t>
       </w:r>
     </w:p>
-    <w:bookmarkEnd w:id="45"/>
-    <w:bookmarkStart w:id="46" w:name="问题答案-3"/>
+    <w:bookmarkEnd w:id="51"/>
+    <w:bookmarkStart w:id="52" w:name="问题答案-3"/>
     <w:p>
       <w:pPr>
         <w:pStyle w:val="Heading2"/>
@@ -7450,8 +7570,8 @@
         </m:oMath>
       </m:oMathPara>
     </w:p>
-    <w:bookmarkEnd w:id="46"/>
-    <w:bookmarkStart w:id="47" w:name="理解-3"/>
+    <w:bookmarkEnd w:id="52"/>
+    <w:bookmarkStart w:id="53" w:name="分析-3"/>
     <w:p>
       <w:pPr>
         <w:pStyle w:val="Heading2"/>
@@ -7469,7 +7589,7 @@
         <w:rPr>
           <w:rFonts w:hint="eastAsia"/>
         </w:rPr>
-        <w:t xml:space="preserve">理解</w:t>
+        <w:t xml:space="preserve">分析</w:t>
       </w:r>
     </w:p>
     <w:p>
@@ -7562,9 +7682,9 @@
         <w:t xml:space="preserve">增大，单次实验的误差也会有随机起伏，不必严格单调下降。</w:t>
       </w:r>
     </w:p>
-    <w:bookmarkEnd w:id="47"/>
-    <w:bookmarkEnd w:id="48"/>
-    <w:bookmarkStart w:id="59" w:name="problem-4b使用准随机数生成器估计-pi-并比较"/>
+    <w:bookmarkEnd w:id="53"/>
+    <w:bookmarkEnd w:id="54"/>
+    <w:bookmarkStart w:id="65" w:name="problem-4b使用准随机数生成器估计-pi-并比较"/>
     <w:p>
       <w:pPr>
         <w:pStyle w:val="Heading1"/>
@@ -7605,7 +7725,7 @@
         <w:t xml:space="preserve">并比较</w:t>
       </w:r>
     </w:p>
-    <w:bookmarkStart w:id="49" w:name="待求问题-4"/>
+    <w:bookmarkStart w:id="55" w:name="待求问题-4"/>
     <w:p>
       <w:pPr>
         <w:pStyle w:val="Heading2"/>
@@ -7651,8 +7771,8 @@
         <w:t xml:space="preserve">，并评论伪随机方法与准随机方法哪一种得到更好的结果，尽量给出更多原因。</w:t>
       </w:r>
     </w:p>
-    <w:bookmarkEnd w:id="49"/>
-    <w:bookmarkStart w:id="50" w:name="解决方式-4"/>
+    <w:bookmarkEnd w:id="55"/>
+    <w:bookmarkStart w:id="56" w:name="解决方式-4"/>
     <w:p>
       <w:pPr>
         <w:pStyle w:val="Heading2"/>
@@ -7846,8 +7966,8 @@
         <w:t xml:space="preserve">compare error size and point coverage patterns</w:t>
       </w:r>
     </w:p>
-    <w:bookmarkEnd w:id="50"/>
-    <w:bookmarkStart w:id="57" w:name="问题答案-4"/>
+    <w:bookmarkEnd w:id="56"/>
+    <w:bookmarkStart w:id="63" w:name="问题答案-4"/>
     <w:p>
       <w:pPr>
         <w:pStyle w:val="Heading2"/>
@@ -8573,18 +8693,18 @@
           <wp:inline>
             <wp:extent cx="4587240" cy="2710641"/>
             <wp:effectExtent b="0" l="0" r="0" t="0"/>
-            <wp:docPr descr="接受-拒绝法估计圆周率的误差收敛" title="" id="52" name="Picture"/>
+            <wp:docPr descr="接受-拒绝法估计圆周率的误差收敛" title="" id="58" name="Picture"/>
             <a:graphic>
               <a:graphicData uri="http://schemas.openxmlformats.org/drawingml/2006/picture">
                 <pic:pic>
                   <pic:nvPicPr>
-                    <pic:cNvPr descr="../../result/problem4_pi_convergence.png" id="53" name="Picture"/>
+                    <pic:cNvPr descr="../../result/problem4_pi_convergence.png" id="59" name="Picture"/>
                     <pic:cNvPicPr>
                       <a:picLocks noChangeArrowheads="1" noChangeAspect="1"/>
                     </pic:cNvPicPr>
                   </pic:nvPicPr>
                   <pic:blipFill>
-                    <a:blip r:embed="rId51"/>
+                    <a:blip r:embed="rId57"/>
                     <a:stretch>
                       <a:fillRect/>
                     </a:stretch>
@@ -8631,18 +8751,18 @@
           <wp:inline>
             <wp:extent cx="4800600" cy="2304288"/>
             <wp:effectExtent b="0" l="0" r="0" t="0"/>
-            <wp:docPr descr="伪随机与准随机前 2000 个点的覆盖差异" title="" id="55" name="Picture"/>
+            <wp:docPr descr="伪随机与准随机前 2000 个点的覆盖差异" title="" id="61" name="Picture"/>
             <a:graphic>
               <a:graphicData uri="http://schemas.openxmlformats.org/drawingml/2006/picture">
                 <pic:pic>
                   <pic:nvPicPr>
-                    <pic:cNvPr descr="../../result/problem4_points.png" id="56" name="Picture"/>
+                    <pic:cNvPr descr="../../result/problem4_points.png" id="62" name="Picture"/>
                     <pic:cNvPicPr>
                       <a:picLocks noChangeArrowheads="1" noChangeAspect="1"/>
                     </pic:cNvPicPr>
                   </pic:nvPicPr>
                   <pic:blipFill>
-                    <a:blip r:embed="rId54"/>
+                    <a:blip r:embed="rId60"/>
                     <a:stretch>
                       <a:fillRect/>
                     </a:stretch>
@@ -8875,8 +8995,8 @@
         <w:t xml:space="preserve">本次实验中，准随机方法明显优于伪随机方法。</w:t>
       </w:r>
     </w:p>
-    <w:bookmarkEnd w:id="57"/>
-    <w:bookmarkStart w:id="58" w:name="理解-4"/>
+    <w:bookmarkEnd w:id="63"/>
+    <w:bookmarkStart w:id="64" w:name="分析-4"/>
     <w:p>
       <w:pPr>
         <w:pStyle w:val="Heading2"/>
@@ -8894,7 +9014,7 @@
         <w:rPr>
           <w:rFonts w:hint="eastAsia"/>
         </w:rPr>
-        <w:t xml:space="preserve">理解</w:t>
+        <w:t xml:space="preserve">分析</w:t>
       </w:r>
     </w:p>
     <w:p>
@@ -8975,8 +9095,8 @@
         <w:t xml:space="preserve">不过，这一结论并不意味着准随机序列在所有问题中都优于伪随机序列。若问题维度很高、被积函数不光滑，或需要真实随机性和独立误差估计，则准随机序列的优势可能减弱，甚至需要随机化低差异序列才能给出可靠的不确定度估计。本题是二维面积估计，正好适合低差异序列发挥优势。</w:t>
       </w:r>
     </w:p>
-    <w:bookmarkEnd w:id="58"/>
-    <w:bookmarkEnd w:id="59"/>
+    <w:bookmarkEnd w:id="64"/>
+    <w:bookmarkEnd w:id="65"/>
     <w:sectPr>
       <w:footnotePr>
         <w:numRestart w:val="eachSect"/>

--- a/10/docs/answer/answer.docx
+++ b/10/docs/answer/answer.docx
@@ -510,7 +510,7 @@
         </w:tc>
       </w:tr>
     </w:tbl>
-    <w:bookmarkStart w:id="18" w:name="i.-随机数生成器统计检验"/>
+    <w:bookmarkStart w:id="48" w:name="i.-随机数生成器统计检验"/>
     <w:p>
       <w:pPr>
         <w:pStyle w:val="Heading1"/>
@@ -525,17 +525,16 @@
         <w:t xml:space="preserve">随机数生成器统计检验</w:t>
       </w:r>
     </w:p>
-    <w:bookmarkEnd w:id="18"/>
-    <w:bookmarkStart w:id="29" w:name="problem-1卡方随机性检验"/>
-    <w:p>
-      <w:pPr>
-        <w:pStyle w:val="Heading1"/>
+    <w:bookmarkStart w:id="28" w:name="problem-1卡方随机性检验"/>
+    <w:p>
+      <w:pPr>
+        <w:pStyle w:val="Heading2"/>
       </w:pPr>
       <w:r>
         <w:rPr>
           <w:rStyle w:val="SectionNumber"/>
         </w:rPr>
-        <w:t xml:space="preserve">1</w:t>
+        <w:t xml:space="preserve">0.1</w:t>
       </w:r>
       <w:r>
         <w:tab/>
@@ -550,16 +549,16 @@
         <w:t xml:space="preserve">1：卡方随机性检验</w:t>
       </w:r>
     </w:p>
-    <w:bookmarkStart w:id="19" w:name="待求问题"/>
-    <w:p>
-      <w:pPr>
-        <w:pStyle w:val="Heading2"/>
+    <w:bookmarkStart w:id="18" w:name="待求问题"/>
+    <w:p>
+      <w:pPr>
+        <w:pStyle w:val="Heading3"/>
       </w:pPr>
       <w:r>
         <w:rPr>
           <w:rStyle w:val="SectionNumber"/>
         </w:rPr>
-        <w:t xml:space="preserve">1.1</w:t>
+        <w:t xml:space="preserve">0.1.1</w:t>
       </w:r>
       <w:r>
         <w:tab/>
@@ -762,17 +761,17 @@
         <w:t xml:space="preserve">。</w:t>
       </w:r>
     </w:p>
-    <w:bookmarkEnd w:id="19"/>
-    <w:bookmarkStart w:id="20" w:name="解决方式"/>
-    <w:p>
-      <w:pPr>
-        <w:pStyle w:val="Heading2"/>
+    <w:bookmarkEnd w:id="18"/>
+    <w:bookmarkStart w:id="19" w:name="解决方式"/>
+    <w:p>
+      <w:pPr>
+        <w:pStyle w:val="Heading3"/>
       </w:pPr>
       <w:r>
         <w:rPr>
           <w:rStyle w:val="SectionNumber"/>
         </w:rPr>
-        <w:t xml:space="preserve">1.2</w:t>
+        <w:t xml:space="preserve">0.1.2</w:t>
       </w:r>
       <w:r>
         <w:tab/>
@@ -1593,17 +1592,17 @@
         <w:t xml:space="preserve">compare each generator with the chi-square distribution of df = 124</w:t>
       </w:r>
     </w:p>
-    <w:bookmarkEnd w:id="20"/>
-    <w:bookmarkStart w:id="27" w:name="问题答案"/>
-    <w:p>
-      <w:pPr>
-        <w:pStyle w:val="Heading2"/>
+    <w:bookmarkEnd w:id="19"/>
+    <w:bookmarkStart w:id="26" w:name="问题答案"/>
+    <w:p>
+      <w:pPr>
+        <w:pStyle w:val="Heading3"/>
       </w:pPr>
       <w:r>
         <w:rPr>
           <w:rStyle w:val="SectionNumber"/>
         </w:rPr>
-        <w:t xml:space="preserve">1.3</w:t>
+        <w:t xml:space="preserve">0.1.3</w:t>
       </w:r>
       <w:r>
         <w:tab/>
@@ -2432,18 +2431,18 @@
           <wp:inline>
             <wp:extent cx="4587240" cy="2130846"/>
             <wp:effectExtent b="0" l="0" r="0" t="0"/>
-            <wp:docPr descr="卡方统计量重复检验分布" title="" id="22" name="Picture"/>
+            <wp:docPr descr="卡方统计量重复检验分布" title="" id="21" name="Picture"/>
             <a:graphic>
               <a:graphicData uri="http://schemas.openxmlformats.org/drawingml/2006/picture">
                 <pic:pic>
                   <pic:nvPicPr>
-                    <pic:cNvPr descr="../../result/problem1_chi_square_distribution.png" id="23" name="Picture"/>
+                    <pic:cNvPr descr="../../result/problem1_chi_square_distribution.png" id="22" name="Picture"/>
                     <pic:cNvPicPr>
                       <a:picLocks noChangeArrowheads="1" noChangeAspect="1"/>
                     </pic:cNvPicPr>
                   </pic:nvPicPr>
                   <pic:blipFill>
-                    <a:blip r:embed="rId21"/>
+                    <a:blip r:embed="rId20"/>
                     <a:stretch>
                       <a:fillRect/>
                     </a:stretch>
@@ -2621,18 +2620,18 @@
           <wp:inline>
             <wp:extent cx="4800600" cy="3072384"/>
             <wp:effectExtent b="0" l="0" r="0" t="0"/>
-            <wp:docPr descr="单次三维分箱频数示例" title="" id="25" name="Picture"/>
+            <wp:docPr descr="单次三维分箱频数示例" title="" id="24" name="Picture"/>
             <a:graphic>
               <a:graphicData uri="http://schemas.openxmlformats.org/drawingml/2006/picture">
                 <pic:pic>
                   <pic:nvPicPr>
-                    <pic:cNvPr descr="../../result/problem1_example_bin_counts.png" id="26" name="Picture"/>
+                    <pic:cNvPr descr="../../result/problem1_example_bin_counts.png" id="25" name="Picture"/>
                     <pic:cNvPicPr>
                       <a:picLocks noChangeArrowheads="1" noChangeAspect="1"/>
                     </pic:cNvPicPr>
                   </pic:nvPicPr>
                   <pic:blipFill>
-                    <a:blip r:embed="rId24"/>
+                    <a:blip r:embed="rId23"/>
                     <a:stretch>
                       <a:fillRect/>
                     </a:stretch>
@@ -2670,17 +2669,17 @@
         <w:t xml:space="preserve">单次三维分箱频数示例</w:t>
       </w:r>
     </w:p>
-    <w:bookmarkEnd w:id="27"/>
-    <w:bookmarkStart w:id="28" w:name="分析"/>
-    <w:p>
-      <w:pPr>
-        <w:pStyle w:val="Heading2"/>
+    <w:bookmarkEnd w:id="26"/>
+    <w:bookmarkStart w:id="27" w:name="分析"/>
+    <w:p>
+      <w:pPr>
+        <w:pStyle w:val="Heading3"/>
       </w:pPr>
       <w:r>
         <w:rPr>
           <w:rStyle w:val="SectionNumber"/>
         </w:rPr>
-        <w:t xml:space="preserve">1.4</w:t>
+        <w:t xml:space="preserve">0.1.4</w:t>
       </w:r>
       <w:r>
         <w:tab/>
@@ -2822,84 +2821,84 @@
         <w:t xml:space="preserve">卡方检验本身也有局限。它只检验所选分箱下的均匀性，不能证明生成器在所有维度、所有变换下都随机。因此，实际评价生成器时还需要结合高维谱检验、自相关检验、运行检验等更丰富的统计测试。</w:t>
       </w:r>
     </w:p>
+    <w:bookmarkEnd w:id="27"/>
     <w:bookmarkEnd w:id="28"/>
+    <w:bookmarkStart w:id="36" w:name="problem-2样本均值的最小统计检验"/>
+    <w:p>
+      <w:pPr>
+        <w:pStyle w:val="Heading2"/>
+      </w:pPr>
+      <w:r>
+        <w:rPr>
+          <w:rStyle w:val="SectionNumber"/>
+        </w:rPr>
+        <w:t xml:space="preserve">0.2</w:t>
+      </w:r>
+      <w:r>
+        <w:tab/>
+      </w:r>
+      <w:r>
+        <w:t xml:space="preserve">Problem </w:t>
+      </w:r>
+      <w:r>
+        <w:rPr>
+          <w:rFonts w:hint="eastAsia"/>
+        </w:rPr>
+        <w:t xml:space="preserve">2：样本均值的最小统计检验</w:t>
+      </w:r>
+    </w:p>
+    <w:bookmarkStart w:id="29" w:name="待求问题-1"/>
+    <w:p>
+      <w:pPr>
+        <w:pStyle w:val="Heading3"/>
+      </w:pPr>
+      <w:r>
+        <w:rPr>
+          <w:rStyle w:val="SectionNumber"/>
+        </w:rPr>
+        <w:t xml:space="preserve">0.2.1</w:t>
+      </w:r>
+      <w:r>
+        <w:tab/>
+      </w:r>
+      <w:r>
+        <w:rPr>
+          <w:rFonts w:hint="eastAsia"/>
+        </w:rPr>
+        <w:t xml:space="preserve">待求问题</w:t>
+      </w:r>
+    </w:p>
+    <w:p>
+      <w:pPr>
+        <w:pStyle w:val="FirstParagraph"/>
+      </w:pPr>
+      <w:r>
+        <w:rPr>
+          <w:rFonts w:hint="eastAsia"/>
+        </w:rPr>
+        <w:t xml:space="preserve">使用一个最小统计检验判断随机数生成器的样本均值是否接近</w:t>
+      </w:r>
+      <w:r>
+        <w:t xml:space="preserve"> </w:t>
+      </w:r>
+      <w:r>
+        <w:rPr>
+          <w:rFonts w:hint="eastAsia"/>
+        </w:rPr>
+        <w:t xml:space="preserve">0.5，并测试内置随机数生成器和自己写的生成器。</w:t>
+      </w:r>
+    </w:p>
     <w:bookmarkEnd w:id="29"/>
-    <w:bookmarkStart w:id="37" w:name="problem-2样本均值的最小统计检验"/>
-    <w:p>
-      <w:pPr>
-        <w:pStyle w:val="Heading1"/>
+    <w:bookmarkStart w:id="30" w:name="解决方式-1"/>
+    <w:p>
+      <w:pPr>
+        <w:pStyle w:val="Heading3"/>
       </w:pPr>
       <w:r>
         <w:rPr>
           <w:rStyle w:val="SectionNumber"/>
         </w:rPr>
-        <w:t xml:space="preserve">2</w:t>
-      </w:r>
-      <w:r>
-        <w:tab/>
-      </w:r>
-      <w:r>
-        <w:t xml:space="preserve">Problem </w:t>
-      </w:r>
-      <w:r>
-        <w:rPr>
-          <w:rFonts w:hint="eastAsia"/>
-        </w:rPr>
-        <w:t xml:space="preserve">2：样本均值的最小统计检验</w:t>
-      </w:r>
-    </w:p>
-    <w:bookmarkStart w:id="30" w:name="待求问题-1"/>
-    <w:p>
-      <w:pPr>
-        <w:pStyle w:val="Heading2"/>
-      </w:pPr>
-      <w:r>
-        <w:rPr>
-          <w:rStyle w:val="SectionNumber"/>
-        </w:rPr>
-        <w:t xml:space="preserve">2.1</w:t>
-      </w:r>
-      <w:r>
-        <w:tab/>
-      </w:r>
-      <w:r>
-        <w:rPr>
-          <w:rFonts w:hint="eastAsia"/>
-        </w:rPr>
-        <w:t xml:space="preserve">待求问题</w:t>
-      </w:r>
-    </w:p>
-    <w:p>
-      <w:pPr>
-        <w:pStyle w:val="FirstParagraph"/>
-      </w:pPr>
-      <w:r>
-        <w:rPr>
-          <w:rFonts w:hint="eastAsia"/>
-        </w:rPr>
-        <w:t xml:space="preserve">使用一个最小统计检验判断随机数生成器的样本均值是否接近</w:t>
-      </w:r>
-      <w:r>
-        <w:t xml:space="preserve"> </w:t>
-      </w:r>
-      <w:r>
-        <w:rPr>
-          <w:rFonts w:hint="eastAsia"/>
-        </w:rPr>
-        <w:t xml:space="preserve">0.5，并测试内置随机数生成器和自己写的生成器。</w:t>
-      </w:r>
-    </w:p>
-    <w:bookmarkEnd w:id="30"/>
-    <w:bookmarkStart w:id="31" w:name="解决方式-1"/>
-    <w:p>
-      <w:pPr>
-        <w:pStyle w:val="Heading2"/>
-      </w:pPr>
-      <w:r>
-        <w:rPr>
-          <w:rStyle w:val="SectionNumber"/>
-        </w:rPr>
-        <w:t xml:space="preserve">2.2</w:t>
+        <w:t xml:space="preserve">0.2.2</w:t>
       </w:r>
       <w:r>
         <w:tab/>
@@ -3492,17 +3491,17 @@
         <w:t xml:space="preserve">compare whether the final mean is close to 0.5</w:t>
       </w:r>
     </w:p>
-    <w:bookmarkEnd w:id="31"/>
-    <w:bookmarkStart w:id="35" w:name="问题答案-1"/>
-    <w:p>
-      <w:pPr>
-        <w:pStyle w:val="Heading2"/>
+    <w:bookmarkEnd w:id="30"/>
+    <w:bookmarkStart w:id="34" w:name="问题答案-1"/>
+    <w:p>
+      <w:pPr>
+        <w:pStyle w:val="Heading3"/>
       </w:pPr>
       <w:r>
         <w:rPr>
           <w:rStyle w:val="SectionNumber"/>
         </w:rPr>
-        <w:t xml:space="preserve">2.3</w:t>
+        <w:t xml:space="preserve">0.2.3</w:t>
       </w:r>
       <w:r>
         <w:tab/>
@@ -4035,18 +4034,18 @@
           <wp:inline>
             <wp:extent cx="4587240" cy="2694137"/>
             <wp:effectExtent b="0" l="0" r="0" t="0"/>
-            <wp:docPr descr="运行样本均值检验" title="" id="33" name="Picture"/>
+            <wp:docPr descr="运行样本均值检验" title="" id="32" name="Picture"/>
             <a:graphic>
               <a:graphicData uri="http://schemas.openxmlformats.org/drawingml/2006/picture">
                 <pic:pic>
                   <pic:nvPicPr>
-                    <pic:cNvPr descr="../../result/problem2_sample_mean.png" id="34" name="Picture"/>
+                    <pic:cNvPr descr="../../result/problem2_sample_mean.png" id="33" name="Picture"/>
                     <pic:cNvPicPr>
                       <a:picLocks noChangeArrowheads="1" noChangeAspect="1"/>
                     </pic:cNvPicPr>
                   </pic:nvPicPr>
                   <pic:blipFill>
-                    <a:blip r:embed="rId32"/>
+                    <a:blip r:embed="rId31"/>
                     <a:stretch>
                       <a:fillRect/>
                     </a:stretch>
@@ -4206,8 +4205,66 @@
         <w:t xml:space="preserve">的三维卡方检验中显著失败。</w:t>
       </w:r>
     </w:p>
+    <w:bookmarkEnd w:id="34"/>
+    <w:bookmarkStart w:id="35" w:name="分析-1"/>
+    <w:p>
+      <w:pPr>
+        <w:pStyle w:val="Heading3"/>
+      </w:pPr>
+      <w:r>
+        <w:rPr>
+          <w:rStyle w:val="SectionNumber"/>
+        </w:rPr>
+        <w:t xml:space="preserve">0.2.4</w:t>
+      </w:r>
+      <w:r>
+        <w:tab/>
+      </w:r>
+      <w:r>
+        <w:rPr>
+          <w:rFonts w:hint="eastAsia"/>
+        </w:rPr>
+        <w:t xml:space="preserve">分析</w:t>
+      </w:r>
+    </w:p>
+    <w:p>
+      <w:pPr>
+        <w:pStyle w:val="FirstParagraph"/>
+      </w:pPr>
+      <w:r>
+        <w:rPr>
+          <w:rFonts w:hint="eastAsia"/>
+        </w:rPr>
+        <w:t xml:space="preserve">样本均值检验是一个非常弱的必要条件。一个生成器可以具有接近</w:t>
+      </w:r>
+      <w:r>
+        <w:t xml:space="preserve"> 0.5 </w:t>
+      </w:r>
+      <w:r>
+        <w:rPr>
+          <w:rFonts w:hint="eastAsia"/>
+        </w:rPr>
+        <w:t xml:space="preserve">的均值，却仍然存在严重周期结构、相邻样本相关性或高维格点缺陷。</w:t>
+      </w:r>
+      <w:r>
+        <w:rPr>
+          <w:rStyle w:val="VerbatimChar"/>
+        </w:rPr>
+        <w:t xml:space="preserve">lcg_slide_small</w:t>
+      </w:r>
+      <w:r>
+        <w:t xml:space="preserve"> </w:t>
+      </w:r>
+      <w:r>
+        <w:rPr>
+          <w:rFonts w:hint="eastAsia"/>
+        </w:rPr>
+        <w:t xml:space="preserve">正是这种情形：它的均值看似正常，但三维分箱中大量空箱，说明其分布结构远远不合格。因此，样本均值检验只能作为最初级的筛查，而不能作为随机数质量的充分证明。</w:t>
+      </w:r>
+    </w:p>
     <w:bookmarkEnd w:id="35"/>
-    <w:bookmarkStart w:id="36" w:name="分析-1"/>
+    <w:bookmarkEnd w:id="36"/>
+    <w:bookmarkStart w:id="47" w:name="problem-3自写准随机数生成器并检验"/>
     <w:p>
       <w:pPr>
         <w:pStyle w:val="Heading2"/>
@@ -4216,16 +4273,40 @@
         <w:rPr>
           <w:rStyle w:val="SectionNumber"/>
         </w:rPr>
-        <w:t xml:space="preserve">2.4</w:t>
+        <w:t xml:space="preserve">0.3</w:t>
       </w:r>
       <w:r>
         <w:tab/>
       </w:r>
       <w:r>
-        <w:rPr>
-          <w:rFonts w:hint="eastAsia"/>
-        </w:rPr>
-        <w:t xml:space="preserve">分析</w:t>
+        <w:t xml:space="preserve">Problem </w:t>
+      </w:r>
+      <w:r>
+        <w:rPr>
+          <w:rFonts w:hint="eastAsia"/>
+        </w:rPr>
+        <w:t xml:space="preserve">3：自写准随机数生成器并检验</w:t>
+      </w:r>
+    </w:p>
+    <w:bookmarkStart w:id="37" w:name="待求问题-2"/>
+    <w:p>
+      <w:pPr>
+        <w:pStyle w:val="Heading3"/>
+      </w:pPr>
+      <w:r>
+        <w:rPr>
+          <w:rStyle w:val="SectionNumber"/>
+        </w:rPr>
+        <w:t xml:space="preserve">0.3.1</w:t>
+      </w:r>
+      <w:r>
+        <w:tab/>
+      </w:r>
+      <w:r>
+        <w:rPr>
+          <w:rFonts w:hint="eastAsia"/>
+        </w:rPr>
+        <w:t xml:space="preserve">待求问题</w:t>
       </w:r>
     </w:p>
     <w:p>
@@ -4236,102 +4317,20 @@
         <w:rPr>
           <w:rFonts w:hint="eastAsia"/>
         </w:rPr>
-        <w:t xml:space="preserve">样本均值检验是一个非常弱的必要条件。一个生成器可以具有接近</w:t>
-      </w:r>
-      <w:r>
-        <w:t xml:space="preserve"> 0.5 </w:t>
-      </w:r>
-      <w:r>
-        <w:rPr>
-          <w:rFonts w:hint="eastAsia"/>
-        </w:rPr>
-        <w:t xml:space="preserve">的均值，却仍然存在严重周期结构、相邻样本相关性或高维格点缺陷。</w:t>
-      </w:r>
-      <w:r>
-        <w:rPr>
-          <w:rStyle w:val="VerbatimChar"/>
-        </w:rPr>
-        <w:t xml:space="preserve">lcg_slide_small</w:t>
-      </w:r>
-      <w:r>
-        <w:t xml:space="preserve"> </w:t>
-      </w:r>
-      <w:r>
-        <w:rPr>
-          <w:rFonts w:hint="eastAsia"/>
-        </w:rPr>
-        <w:t xml:space="preserve">正是这种情形：它的均值看似正常，但三维分箱中大量空箱，说明其分布结构远远不合格。因此，样本均值检验只能作为最初级的筛查，而不能作为随机数质量的充分证明。</w:t>
-      </w:r>
-    </w:p>
-    <w:bookmarkEnd w:id="36"/>
+        <w:t xml:space="preserve">编写自己的准随机数生成器，并对其进行卡方随机性检验和样本均值的最小统计检验；同时与系统自带随机数生成器做对比，观察两者在“随机性”和“均匀覆盖性”上的差别。</w:t>
+      </w:r>
+    </w:p>
     <w:bookmarkEnd w:id="37"/>
-    <w:bookmarkStart w:id="48" w:name="problem-3自写准随机数生成器并检验"/>
-    <w:p>
-      <w:pPr>
-        <w:pStyle w:val="Heading1"/>
+    <w:bookmarkStart w:id="38" w:name="解决方式-2"/>
+    <w:p>
+      <w:pPr>
+        <w:pStyle w:val="Heading3"/>
       </w:pPr>
       <w:r>
         <w:rPr>
           <w:rStyle w:val="SectionNumber"/>
         </w:rPr>
-        <w:t xml:space="preserve">3</w:t>
-      </w:r>
-      <w:r>
-        <w:tab/>
-      </w:r>
-      <w:r>
-        <w:t xml:space="preserve">Problem </w:t>
-      </w:r>
-      <w:r>
-        <w:rPr>
-          <w:rFonts w:hint="eastAsia"/>
-        </w:rPr>
-        <w:t xml:space="preserve">3：自写准随机数生成器并检验</w:t>
-      </w:r>
-    </w:p>
-    <w:bookmarkStart w:id="38" w:name="待求问题-2"/>
-    <w:p>
-      <w:pPr>
-        <w:pStyle w:val="Heading2"/>
-      </w:pPr>
-      <w:r>
-        <w:rPr>
-          <w:rStyle w:val="SectionNumber"/>
-        </w:rPr>
-        <w:t xml:space="preserve">3.1</w:t>
-      </w:r>
-      <w:r>
-        <w:tab/>
-      </w:r>
-      <w:r>
-        <w:rPr>
-          <w:rFonts w:hint="eastAsia"/>
-        </w:rPr>
-        <w:t xml:space="preserve">待求问题</w:t>
-      </w:r>
-    </w:p>
-    <w:p>
-      <w:pPr>
-        <w:pStyle w:val="FirstParagraph"/>
-      </w:pPr>
-      <w:r>
-        <w:rPr>
-          <w:rFonts w:hint="eastAsia"/>
-        </w:rPr>
-        <w:t xml:space="preserve">编写自己的准随机数生成器，并对其进行卡方随机性检验和样本均值的最小统计检验；同时与系统自带随机数生成器做对比，观察两者在“随机性”和“均匀覆盖性”上的差别。</w:t>
-      </w:r>
-    </w:p>
-    <w:bookmarkEnd w:id="38"/>
-    <w:bookmarkStart w:id="39" w:name="解决方式-2"/>
-    <w:p>
-      <w:pPr>
-        <w:pStyle w:val="Heading2"/>
-      </w:pPr>
-      <w:r>
-        <w:rPr>
-          <w:rStyle w:val="SectionNumber"/>
-        </w:rPr>
-        <w:t xml:space="preserve">3.2</w:t>
+        <w:t xml:space="preserve">0.3.2</w:t>
       </w:r>
       <w:r>
         <w:tab/>
@@ -5025,17 +5024,17 @@
         <w:t xml:space="preserve">use the base-2 sequence for the sample-mean test</w:t>
       </w:r>
     </w:p>
-    <w:bookmarkEnd w:id="39"/>
-    <w:bookmarkStart w:id="46" w:name="问题答案-2"/>
-    <w:p>
-      <w:pPr>
-        <w:pStyle w:val="Heading2"/>
+    <w:bookmarkEnd w:id="38"/>
+    <w:bookmarkStart w:id="45" w:name="问题答案-2"/>
+    <w:p>
+      <w:pPr>
+        <w:pStyle w:val="Heading3"/>
       </w:pPr>
       <w:r>
         <w:rPr>
           <w:rStyle w:val="SectionNumber"/>
         </w:rPr>
-        <w:t xml:space="preserve">3.3</w:t>
+        <w:t xml:space="preserve">0.3.3</w:t>
       </w:r>
       <w:r>
         <w:tab/>
@@ -5680,18 +5679,18 @@
           <wp:inline>
             <wp:extent cx="4907280" cy="2310566"/>
             <wp:effectExtent b="0" l="0" r="0" t="0"/>
-            <wp:docPr descr="系统内置随机数与 Halton 的三维分箱频数对比" title="" id="41" name="Picture"/>
+            <wp:docPr descr="系统内置随机数与 Halton 的三维分箱频数对比" title="" id="40" name="Picture"/>
             <a:graphic>
               <a:graphicData uri="http://schemas.openxmlformats.org/drawingml/2006/picture">
                 <pic:pic>
                   <pic:nvPicPr>
-                    <pic:cNvPr descr="../../result/problem3_halton_counts.png" id="42" name="Picture"/>
+                    <pic:cNvPr descr="../../result/problem3_halton_counts.png" id="41" name="Picture"/>
                     <pic:cNvPicPr>
                       <a:picLocks noChangeArrowheads="1" noChangeAspect="1"/>
                     </pic:cNvPicPr>
                   </pic:nvPicPr>
                   <pic:blipFill>
-                    <a:blip r:embed="rId40"/>
+                    <a:blip r:embed="rId39"/>
                     <a:stretch>
                       <a:fillRect/>
                     </a:stretch>
@@ -5747,18 +5746,18 @@
           <wp:inline>
             <wp:extent cx="4587240" cy="2502130"/>
             <wp:effectExtent b="0" l="0" r="0" t="0"/>
-            <wp:docPr descr="系统内置随机数与 Halton 的运行样本均值对比" title="" id="44" name="Picture"/>
+            <wp:docPr descr="系统内置随机数与 Halton 的运行样本均值对比" title="" id="43" name="Picture"/>
             <a:graphic>
               <a:graphicData uri="http://schemas.openxmlformats.org/drawingml/2006/picture">
                 <pic:pic>
                   <pic:nvPicPr>
-                    <pic:cNvPr descr="../../result/problem3_halton_sample_mean.png" id="45" name="Picture"/>
+                    <pic:cNvPr descr="../../result/problem3_halton_sample_mean.png" id="44" name="Picture"/>
                     <pic:cNvPicPr>
                       <a:picLocks noChangeArrowheads="1" noChangeAspect="1"/>
                     </pic:cNvPicPr>
                   </pic:nvPicPr>
                   <pic:blipFill>
-                    <a:blip r:embed="rId43"/>
+                    <a:blip r:embed="rId42"/>
                     <a:stretch>
                       <a:fillRect/>
                     </a:stretch>
@@ -5805,176 +5804,177 @@
         <w:t xml:space="preserve">的运行样本均值对比</w:t>
       </w:r>
     </w:p>
+    <w:bookmarkEnd w:id="45"/>
+    <w:bookmarkStart w:id="46" w:name="分析-2"/>
+    <w:p>
+      <w:pPr>
+        <w:pStyle w:val="Heading3"/>
+      </w:pPr>
+      <w:r>
+        <w:rPr>
+          <w:rStyle w:val="SectionNumber"/>
+        </w:rPr>
+        <w:t xml:space="preserve">0.3.4</w:t>
+      </w:r>
+      <w:r>
+        <w:tab/>
+      </w:r>
+      <w:r>
+        <w:rPr>
+          <w:rFonts w:hint="eastAsia"/>
+        </w:rPr>
+        <w:t xml:space="preserve">分析</w:t>
+      </w:r>
+    </w:p>
+    <w:p>
+      <w:pPr>
+        <w:pStyle w:val="FirstParagraph"/>
+      </w:pPr>
+      <w:r>
+        <w:rPr>
+          <w:rFonts w:hint="eastAsia"/>
+        </w:rPr>
+        <w:t xml:space="preserve">与系统自带的</w:t>
+      </w:r>
+      <w:r>
+        <w:t xml:space="preserve"> </w:t>
+      </w:r>
+      <w:r>
+        <w:rPr>
+          <w:rStyle w:val="VerbatimChar"/>
+        </w:rPr>
+        <w:t xml:space="preserve">numpy_pcg64</w:t>
+      </w:r>
+      <w:r>
+        <w:t xml:space="preserve"> </w:t>
+      </w:r>
+      <w:r>
+        <w:rPr>
+          <w:rFonts w:hint="eastAsia"/>
+        </w:rPr>
+        <w:t xml:space="preserve">相比，Halton</w:t>
+      </w:r>
+      <w:r>
+        <w:t xml:space="preserve"> </w:t>
+      </w:r>
+      <w:r>
+        <w:rPr>
+          <w:rFonts w:hint="eastAsia"/>
+        </w:rPr>
+        <w:t xml:space="preserve">序列的差异非常明显。</w:t>
+      </w:r>
+      <w:r>
+        <w:rPr>
+          <w:rStyle w:val="VerbatimChar"/>
+        </w:rPr>
+        <w:t xml:space="preserve">numpy_pcg64</w:t>
+      </w:r>
+      <w:r>
+        <w:t xml:space="preserve"> </w:t>
+      </w:r>
+      <w:r>
+        <w:rPr>
+          <w:rFonts w:hint="eastAsia"/>
+        </w:rPr>
+        <w:t xml:space="preserve">的三维卡方值为</w:t>
+      </w:r>
+      <w:r>
+        <w:t xml:space="preserve"> </w:t>
+      </w:r>
+      <w:r>
+        <w:rPr>
+          <w:rFonts w:hint="eastAsia"/>
+        </w:rPr>
+        <w:t xml:space="preserve">97.55，落在普通随机波动的合理范围内；而</w:t>
+      </w:r>
+      <w:r>
+        <w:t xml:space="preserve"> Halton </w:t>
+      </w:r>
+      <w:r>
+        <w:rPr>
+          <w:rFonts w:hint="eastAsia"/>
+        </w:rPr>
+        <w:t xml:space="preserve">的卡方值只有</w:t>
+      </w:r>
+      <w:r>
+        <w:t xml:space="preserve"> </w:t>
+      </w:r>
+      <w:r>
+        <w:rPr>
+          <w:rFonts w:hint="eastAsia"/>
+        </w:rPr>
+        <w:t xml:space="preserve">4.675，箱频数只在</w:t>
+      </w:r>
+      <w:r>
+        <w:t xml:space="preserve"> 76 </w:t>
+      </w:r>
+      <w:r>
+        <w:rPr>
+          <w:rFonts w:hint="eastAsia"/>
+        </w:rPr>
+        <w:t xml:space="preserve">到</w:t>
+      </w:r>
+      <w:r>
+        <w:t xml:space="preserve"> 85 </w:t>
+      </w:r>
+      <w:r>
+        <w:rPr>
+          <w:rFonts w:hint="eastAsia"/>
+        </w:rPr>
+        <w:t xml:space="preserve">之间变化，说明它把点分布得比独立随机样本还要均匀得多。这会导致右尾</w:t>
+      </w:r>
+      <w:r>
+        <w:t xml:space="preserve"> p </w:t>
+      </w:r>
+      <w:r>
+        <w:rPr>
+          <w:rFonts w:hint="eastAsia"/>
+        </w:rPr>
+        <w:t xml:space="preserve">值接近</w:t>
+      </w:r>
+      <w:r>
+        <w:t xml:space="preserve"> </w:t>
+      </w:r>
+      <w:r>
+        <w:rPr>
+          <w:rFonts w:hint="eastAsia"/>
+        </w:rPr>
+        <w:t xml:space="preserve">1、中心</w:t>
+      </w:r>
+      <w:r>
+        <w:t xml:space="preserve"> p </w:t>
+      </w:r>
+      <w:r>
+        <w:rPr>
+          <w:rFonts w:hint="eastAsia"/>
+        </w:rPr>
+        <w:t xml:space="preserve">值极小。</w:t>
+      </w:r>
+    </w:p>
+    <w:p>
+      <w:pPr>
+        <w:pStyle w:val="BodyText"/>
+      </w:pPr>
+      <w:r>
+        <w:rPr>
+          <w:rFonts w:hint="eastAsia"/>
+        </w:rPr>
+        <w:t xml:space="preserve">两者在样本均值检验上都接近</w:t>
+      </w:r>
+      <w:r>
+        <w:t xml:space="preserve"> </w:t>
+      </w:r>
+      <w:r>
+        <w:rPr>
+          <w:rFonts w:hint="eastAsia"/>
+        </w:rPr>
+        <w:t xml:space="preserve">0.5，因此如果只看均值，几乎都会被判为“正常”；真正把它们区分开的，是三维分箱后的空间结构。也就是说，准随机序列并不是“更随机”，而是“更均匀”。这种性质适合数值积分和面积估计，但不适合需要不可预测性的模拟或加密场景。</w:t>
+      </w:r>
+    </w:p>
     <w:bookmarkEnd w:id="46"/>
-    <w:bookmarkStart w:id="47" w:name="分析-2"/>
-    <w:p>
-      <w:pPr>
-        <w:pStyle w:val="Heading2"/>
-      </w:pPr>
-      <w:r>
-        <w:rPr>
-          <w:rStyle w:val="SectionNumber"/>
-        </w:rPr>
-        <w:t xml:space="preserve">3.4</w:t>
-      </w:r>
-      <w:r>
-        <w:tab/>
-      </w:r>
-      <w:r>
-        <w:rPr>
-          <w:rFonts w:hint="eastAsia"/>
-        </w:rPr>
-        <w:t xml:space="preserve">分析</w:t>
-      </w:r>
-    </w:p>
-    <w:p>
-      <w:pPr>
-        <w:pStyle w:val="FirstParagraph"/>
-      </w:pPr>
-      <w:r>
-        <w:rPr>
-          <w:rFonts w:hint="eastAsia"/>
-        </w:rPr>
-        <w:t xml:space="preserve">与系统自带的</w:t>
-      </w:r>
-      <w:r>
-        <w:t xml:space="preserve"> </w:t>
-      </w:r>
-      <w:r>
-        <w:rPr>
-          <w:rStyle w:val="VerbatimChar"/>
-        </w:rPr>
-        <w:t xml:space="preserve">numpy_pcg64</w:t>
-      </w:r>
-      <w:r>
-        <w:t xml:space="preserve"> </w:t>
-      </w:r>
-      <w:r>
-        <w:rPr>
-          <w:rFonts w:hint="eastAsia"/>
-        </w:rPr>
-        <w:t xml:space="preserve">相比，Halton</w:t>
-      </w:r>
-      <w:r>
-        <w:t xml:space="preserve"> </w:t>
-      </w:r>
-      <w:r>
-        <w:rPr>
-          <w:rFonts w:hint="eastAsia"/>
-        </w:rPr>
-        <w:t xml:space="preserve">序列的差异非常明显。</w:t>
-      </w:r>
-      <w:r>
-        <w:rPr>
-          <w:rStyle w:val="VerbatimChar"/>
-        </w:rPr>
-        <w:t xml:space="preserve">numpy_pcg64</w:t>
-      </w:r>
-      <w:r>
-        <w:t xml:space="preserve"> </w:t>
-      </w:r>
-      <w:r>
-        <w:rPr>
-          <w:rFonts w:hint="eastAsia"/>
-        </w:rPr>
-        <w:t xml:space="preserve">的三维卡方值为</w:t>
-      </w:r>
-      <w:r>
-        <w:t xml:space="preserve"> </w:t>
-      </w:r>
-      <w:r>
-        <w:rPr>
-          <w:rFonts w:hint="eastAsia"/>
-        </w:rPr>
-        <w:t xml:space="preserve">97.55，落在普通随机波动的合理范围内；而</w:t>
-      </w:r>
-      <w:r>
-        <w:t xml:space="preserve"> Halton </w:t>
-      </w:r>
-      <w:r>
-        <w:rPr>
-          <w:rFonts w:hint="eastAsia"/>
-        </w:rPr>
-        <w:t xml:space="preserve">的卡方值只有</w:t>
-      </w:r>
-      <w:r>
-        <w:t xml:space="preserve"> </w:t>
-      </w:r>
-      <w:r>
-        <w:rPr>
-          <w:rFonts w:hint="eastAsia"/>
-        </w:rPr>
-        <w:t xml:space="preserve">4.675，箱频数只在</w:t>
-      </w:r>
-      <w:r>
-        <w:t xml:space="preserve"> 76 </w:t>
-      </w:r>
-      <w:r>
-        <w:rPr>
-          <w:rFonts w:hint="eastAsia"/>
-        </w:rPr>
-        <w:t xml:space="preserve">到</w:t>
-      </w:r>
-      <w:r>
-        <w:t xml:space="preserve"> 85 </w:t>
-      </w:r>
-      <w:r>
-        <w:rPr>
-          <w:rFonts w:hint="eastAsia"/>
-        </w:rPr>
-        <w:t xml:space="preserve">之间变化，说明它把点分布得比独立随机样本还要均匀得多。这会导致右尾</w:t>
-      </w:r>
-      <w:r>
-        <w:t xml:space="preserve"> p </w:t>
-      </w:r>
-      <w:r>
-        <w:rPr>
-          <w:rFonts w:hint="eastAsia"/>
-        </w:rPr>
-        <w:t xml:space="preserve">值接近</w:t>
-      </w:r>
-      <w:r>
-        <w:t xml:space="preserve"> </w:t>
-      </w:r>
-      <w:r>
-        <w:rPr>
-          <w:rFonts w:hint="eastAsia"/>
-        </w:rPr>
-        <w:t xml:space="preserve">1、中心</w:t>
-      </w:r>
-      <w:r>
-        <w:t xml:space="preserve"> p </w:t>
-      </w:r>
-      <w:r>
-        <w:rPr>
-          <w:rFonts w:hint="eastAsia"/>
-        </w:rPr>
-        <w:t xml:space="preserve">值极小。</w:t>
-      </w:r>
-    </w:p>
-    <w:p>
-      <w:pPr>
-        <w:pStyle w:val="BodyText"/>
-      </w:pPr>
-      <w:r>
-        <w:rPr>
-          <w:rFonts w:hint="eastAsia"/>
-        </w:rPr>
-        <w:t xml:space="preserve">两者在样本均值检验上都接近</w:t>
-      </w:r>
-      <w:r>
-        <w:t xml:space="preserve"> </w:t>
-      </w:r>
-      <w:r>
-        <w:rPr>
-          <w:rFonts w:hint="eastAsia"/>
-        </w:rPr>
-        <w:t xml:space="preserve">0.5，因此如果只看均值，几乎都会被判为“正常”；真正把它们区分开的，是三维分箱后的空间结构。也就是说，准随机序列并不是“更随机”，而是“更均匀”。这种性质适合数值积分和面积估计，但不适合需要不可预测性的模拟或加密场景。</w:t>
-      </w:r>
-    </w:p>
     <w:bookmarkEnd w:id="47"/>
     <w:bookmarkEnd w:id="48"/>
-    <w:bookmarkStart w:id="49" w:name="ii.-接受-拒绝法估计圆周率"/>
+    <w:bookmarkStart w:id="65" w:name="ii.-接受-拒绝法估计圆周率"/>
     <w:p>
       <w:pPr>
         <w:pStyle w:val="Heading1"/>
@@ -5989,17 +5989,16 @@
         <w:t xml:space="preserve">接受-拒绝法估计圆周率</w:t>
       </w:r>
     </w:p>
-    <w:bookmarkEnd w:id="49"/>
-    <w:bookmarkStart w:id="54" w:name="problem-4a使用伪随机数生成器估计-pi"/>
-    <w:p>
-      <w:pPr>
-        <w:pStyle w:val="Heading1"/>
+    <w:bookmarkStart w:id="53" w:name="problem-4a使用伪随机数生成器估计-pi"/>
+    <w:p>
+      <w:pPr>
+        <w:pStyle w:val="Heading2"/>
       </w:pPr>
       <w:r>
         <w:rPr>
           <w:rStyle w:val="SectionNumber"/>
         </w:rPr>
-        <w:t xml:space="preserve">4</w:t>
+        <w:t xml:space="preserve">0.4</w:t>
       </w:r>
       <w:r>
         <w:tab/>
@@ -6022,16 +6021,16 @@
         </m:r>
       </m:oMath>
     </w:p>
-    <w:bookmarkStart w:id="50" w:name="待求问题-3"/>
-    <w:p>
-      <w:pPr>
-        <w:pStyle w:val="Heading2"/>
+    <w:bookmarkStart w:id="49" w:name="待求问题-3"/>
+    <w:p>
+      <w:pPr>
+        <w:pStyle w:val="Heading3"/>
       </w:pPr>
       <w:r>
         <w:rPr>
           <w:rStyle w:val="SectionNumber"/>
         </w:rPr>
-        <w:t xml:space="preserve">4.1</w:t>
+        <w:t xml:space="preserve">0.4.1</w:t>
       </w:r>
       <w:r>
         <w:tab/>
@@ -6217,17 +6216,17 @@
         <w:t xml:space="preserve">本小问要求使用自己写的伪随机数生成器。</w:t>
       </w:r>
     </w:p>
-    <w:bookmarkEnd w:id="50"/>
-    <w:bookmarkStart w:id="51" w:name="解决方式-3"/>
-    <w:p>
-      <w:pPr>
-        <w:pStyle w:val="Heading2"/>
+    <w:bookmarkEnd w:id="49"/>
+    <w:bookmarkStart w:id="50" w:name="解决方式-3"/>
+    <w:p>
+      <w:pPr>
+        <w:pStyle w:val="Heading3"/>
       </w:pPr>
       <w:r>
         <w:rPr>
           <w:rStyle w:val="SectionNumber"/>
         </w:rPr>
-        <w:t xml:space="preserve">4.2</w:t>
+        <w:t xml:space="preserve">0.4.2</w:t>
       </w:r>
       <w:r>
         <w:tab/>
@@ -6896,17 +6895,17 @@
         <w:t xml:space="preserve">。</w:t>
       </w:r>
     </w:p>
-    <w:bookmarkEnd w:id="51"/>
-    <w:bookmarkStart w:id="52" w:name="问题答案-3"/>
-    <w:p>
-      <w:pPr>
-        <w:pStyle w:val="Heading2"/>
+    <w:bookmarkEnd w:id="50"/>
+    <w:bookmarkStart w:id="51" w:name="问题答案-3"/>
+    <w:p>
+      <w:pPr>
+        <w:pStyle w:val="Heading3"/>
       </w:pPr>
       <w:r>
         <w:rPr>
           <w:rStyle w:val="SectionNumber"/>
         </w:rPr>
-        <w:t xml:space="preserve">4.3</w:t>
+        <w:t xml:space="preserve">0.4.3</w:t>
       </w:r>
       <w:r>
         <w:tab/>
@@ -7570,17 +7569,17 @@
         </m:oMath>
       </m:oMathPara>
     </w:p>
-    <w:bookmarkEnd w:id="52"/>
-    <w:bookmarkStart w:id="53" w:name="分析-3"/>
-    <w:p>
-      <w:pPr>
-        <w:pStyle w:val="Heading2"/>
+    <w:bookmarkEnd w:id="51"/>
+    <w:bookmarkStart w:id="52" w:name="分析-3"/>
+    <w:p>
+      <w:pPr>
+        <w:pStyle w:val="Heading3"/>
       </w:pPr>
       <w:r>
         <w:rPr>
           <w:rStyle w:val="SectionNumber"/>
         </w:rPr>
-        <w:t xml:space="preserve">4.4</w:t>
+        <w:t xml:space="preserve">0.4.4</w:t>
       </w:r>
       <w:r>
         <w:tab/>
@@ -7682,18 +7681,18 @@
         <w:t xml:space="preserve">增大，单次实验的误差也会有随机起伏，不必严格单调下降。</w:t>
       </w:r>
     </w:p>
+    <w:bookmarkEnd w:id="52"/>
     <w:bookmarkEnd w:id="53"/>
-    <w:bookmarkEnd w:id="54"/>
-    <w:bookmarkStart w:id="65" w:name="problem-4b使用准随机数生成器估计-pi-并比较"/>
-    <w:p>
-      <w:pPr>
-        <w:pStyle w:val="Heading1"/>
+    <w:bookmarkStart w:id="64" w:name="problem-4b使用准随机数生成器估计-pi-并比较"/>
+    <w:p>
+      <w:pPr>
+        <w:pStyle w:val="Heading2"/>
       </w:pPr>
       <w:r>
         <w:rPr>
           <w:rStyle w:val="SectionNumber"/>
         </w:rPr>
-        <w:t xml:space="preserve">5</w:t>
+        <w:t xml:space="preserve">0.5</w:t>
       </w:r>
       <w:r>
         <w:tab/>
@@ -7725,16 +7724,16 @@
         <w:t xml:space="preserve">并比较</w:t>
       </w:r>
     </w:p>
-    <w:bookmarkStart w:id="55" w:name="待求问题-4"/>
-    <w:p>
-      <w:pPr>
-        <w:pStyle w:val="Heading2"/>
+    <w:bookmarkStart w:id="54" w:name="待求问题-4"/>
+    <w:p>
+      <w:pPr>
+        <w:pStyle w:val="Heading3"/>
       </w:pPr>
       <w:r>
         <w:rPr>
           <w:rStyle w:val="SectionNumber"/>
         </w:rPr>
-        <w:t xml:space="preserve">5.1</w:t>
+        <w:t xml:space="preserve">0.5.1</w:t>
       </w:r>
       <w:r>
         <w:tab/>
@@ -7771,17 +7770,17 @@
         <w:t xml:space="preserve">，并评论伪随机方法与准随机方法哪一种得到更好的结果，尽量给出更多原因。</w:t>
       </w:r>
     </w:p>
-    <w:bookmarkEnd w:id="55"/>
-    <w:bookmarkStart w:id="56" w:name="解决方式-4"/>
-    <w:p>
-      <w:pPr>
-        <w:pStyle w:val="Heading2"/>
+    <w:bookmarkEnd w:id="54"/>
+    <w:bookmarkStart w:id="55" w:name="解决方式-4"/>
+    <w:p>
+      <w:pPr>
+        <w:pStyle w:val="Heading3"/>
       </w:pPr>
       <w:r>
         <w:rPr>
           <w:rStyle w:val="SectionNumber"/>
         </w:rPr>
-        <w:t xml:space="preserve">5.2</w:t>
+        <w:t xml:space="preserve">0.5.2</w:t>
       </w:r>
       <w:r>
         <w:tab/>
@@ -7966,17 +7965,17 @@
         <w:t xml:space="preserve">compare error size and point coverage patterns</w:t>
       </w:r>
     </w:p>
-    <w:bookmarkEnd w:id="56"/>
-    <w:bookmarkStart w:id="63" w:name="问题答案-4"/>
-    <w:p>
-      <w:pPr>
-        <w:pStyle w:val="Heading2"/>
+    <w:bookmarkEnd w:id="55"/>
+    <w:bookmarkStart w:id="62" w:name="问题答案-4"/>
+    <w:p>
+      <w:pPr>
+        <w:pStyle w:val="Heading3"/>
       </w:pPr>
       <w:r>
         <w:rPr>
           <w:rStyle w:val="SectionNumber"/>
         </w:rPr>
-        <w:t xml:space="preserve">5.3</w:t>
+        <w:t xml:space="preserve">0.5.3</w:t>
       </w:r>
       <w:r>
         <w:tab/>
@@ -8693,18 +8692,18 @@
           <wp:inline>
             <wp:extent cx="4587240" cy="2710641"/>
             <wp:effectExtent b="0" l="0" r="0" t="0"/>
-            <wp:docPr descr="接受-拒绝法估计圆周率的误差收敛" title="" id="58" name="Picture"/>
+            <wp:docPr descr="接受-拒绝法估计圆周率的误差收敛" title="" id="57" name="Picture"/>
             <a:graphic>
               <a:graphicData uri="http://schemas.openxmlformats.org/drawingml/2006/picture">
                 <pic:pic>
                   <pic:nvPicPr>
-                    <pic:cNvPr descr="../../result/problem4_pi_convergence.png" id="59" name="Picture"/>
+                    <pic:cNvPr descr="../../result/problem4_pi_convergence.png" id="58" name="Picture"/>
                     <pic:cNvPicPr>
                       <a:picLocks noChangeArrowheads="1" noChangeAspect="1"/>
                     </pic:cNvPicPr>
                   </pic:nvPicPr>
                   <pic:blipFill>
-                    <a:blip r:embed="rId57"/>
+                    <a:blip r:embed="rId56"/>
                     <a:stretch>
                       <a:fillRect/>
                     </a:stretch>
@@ -8751,18 +8750,18 @@
           <wp:inline>
             <wp:extent cx="4800600" cy="2304288"/>
             <wp:effectExtent b="0" l="0" r="0" t="0"/>
-            <wp:docPr descr="伪随机与准随机前 2000 个点的覆盖差异" title="" id="61" name="Picture"/>
+            <wp:docPr descr="伪随机与准随机前 2000 个点的覆盖差异" title="" id="60" name="Picture"/>
             <a:graphic>
               <a:graphicData uri="http://schemas.openxmlformats.org/drawingml/2006/picture">
                 <pic:pic>
                   <pic:nvPicPr>
-                    <pic:cNvPr descr="../../result/problem4_points.png" id="62" name="Picture"/>
+                    <pic:cNvPr descr="../../result/problem4_points.png" id="61" name="Picture"/>
                     <pic:cNvPicPr>
                       <a:picLocks noChangeArrowheads="1" noChangeAspect="1"/>
                     </pic:cNvPicPr>
                   </pic:nvPicPr>
                   <pic:blipFill>
-                    <a:blip r:embed="rId60"/>
+                    <a:blip r:embed="rId59"/>
                     <a:stretch>
                       <a:fillRect/>
                     </a:stretch>
@@ -8995,17 +8994,17 @@
         <w:t xml:space="preserve">本次实验中，准随机方法明显优于伪随机方法。</w:t>
       </w:r>
     </w:p>
-    <w:bookmarkEnd w:id="63"/>
-    <w:bookmarkStart w:id="64" w:name="分析-4"/>
-    <w:p>
-      <w:pPr>
-        <w:pStyle w:val="Heading2"/>
+    <w:bookmarkEnd w:id="62"/>
+    <w:bookmarkStart w:id="63" w:name="分析-4"/>
+    <w:p>
+      <w:pPr>
+        <w:pStyle w:val="Heading3"/>
       </w:pPr>
       <w:r>
         <w:rPr>
           <w:rStyle w:val="SectionNumber"/>
         </w:rPr>
-        <w:t xml:space="preserve">5.4</w:t>
+        <w:t xml:space="preserve">0.5.4</w:t>
       </w:r>
       <w:r>
         <w:tab/>
@@ -9095,6 +9094,7 @@
         <w:t xml:space="preserve">不过，这一结论并不意味着准随机序列在所有问题中都优于伪随机序列。若问题维度很高、被积函数不光滑，或需要真实随机性和独立误差估计，则准随机序列的优势可能减弱，甚至需要随机化低差异序列才能给出可靠的不确定度估计。本题是二维面积估计，正好适合低差异序列发挥优势。</w:t>
       </w:r>
     </w:p>
+    <w:bookmarkEnd w:id="63"/>
     <w:bookmarkEnd w:id="64"/>
     <w:bookmarkEnd w:id="65"/>
     <w:sectPr>
